--- a/Soc2Type2-chatgpt/Review_Output_2026-10-12_Final/01_Reviewed_Policies/03 - Rewards and Recognition Policy.docx
+++ b/Soc2Type2-chatgpt/Review_Output_2026-10-12_Final/01_Reviewed_Policies/03 - Rewards and Recognition Policy.docx
@@ -9,10 +9,17 @@
       <w:r>
         <w:rPr>
           <w:b/>
-          <w:sz w:val="32"/>
+          <w:sz w:val="18"/>
         </w:rPr>
-        <w:t>ZEDIANT TECHNOLOGIES PVT. LTD.</w:t>
-        <w:br/>
+        <w:t>DRAFT — OWNER VALIDATION AND AUTHORIZED APPROVAL REQUIRED</w:t>
+      </w:r>
+    </w:p>
+    <w:p>
+      <w:pPr>
+        <w:pStyle w:val="Title"/>
+        <w:jc w:val="center"/>
+      </w:pPr>
+      <w:r>
         <w:t>REWARDS AND RECOGNITION POLICY</w:t>
       </w:r>
     </w:p>
@@ -23,30 +30,27 @@
         <w:tblLook w:firstColumn="1" w:firstRow="1" w:lastColumn="0" w:lastRow="0" w:noHBand="0" w:noVBand="1" w:val="04A0"/>
       </w:tblPr>
       <w:tblGrid>
-        <w:gridCol w:w="4320"/>
-        <w:gridCol w:w="4320"/>
+        <w:gridCol w:w="5128"/>
+        <w:gridCol w:w="5128"/>
       </w:tblGrid>
       <w:tr>
         <w:tc>
           <w:tcPr>
-            <w:tcW w:type="dxa" w:w="4320"/>
+            <w:tcW w:type="dxa" w:w="5128"/>
           </w:tcPr>
           <w:p>
             <w:r>
-              <w:rPr>
-                <w:b/>
-              </w:rPr>
-              <w:t>Policy Document ID</w:t>
+              <w:t>Document owner</w:t>
             </w:r>
           </w:p>
         </w:tc>
         <w:tc>
           <w:tcPr>
-            <w:tcW w:type="dxa" w:w="4320"/>
+            <w:tcW w:type="dxa" w:w="5128"/>
           </w:tcPr>
           <w:p>
             <w:r>
-              <w:t>ZED-POL-HR-003</w:t>
+              <w:t>Assign by management</w:t>
             </w:r>
           </w:p>
         </w:tc>
@@ -54,24 +58,21 @@
       <w:tr>
         <w:tc>
           <w:tcPr>
-            <w:tcW w:type="dxa" w:w="4320"/>
+            <w:tcW w:type="dxa" w:w="5128"/>
           </w:tcPr>
           <w:p>
             <w:r>
-              <w:rPr>
-                <w:b/>
-              </w:rPr>
-              <w:t>Document Version</w:t>
+              <w:t>Version</w:t>
             </w:r>
           </w:p>
         </w:tc>
         <w:tc>
           <w:tcPr>
-            <w:tcW w:type="dxa" w:w="4320"/>
+            <w:tcW w:type="dxa" w:w="5128"/>
           </w:tcPr>
           <w:p>
             <w:r>
-              <w:t>v2.0 (Renewal 2025-2026)</w:t>
+              <w:t>Assign after review</w:t>
             </w:r>
           </w:p>
         </w:tc>
@@ -79,24 +80,21 @@
       <w:tr>
         <w:tc>
           <w:tcPr>
-            <w:tcW w:type="dxa" w:w="4320"/>
+            <w:tcW w:type="dxa" w:w="5128"/>
           </w:tcPr>
           <w:p>
             <w:r>
-              <w:rPr>
-                <w:b/>
-              </w:rPr>
-              <w:t>Effective Audit Period</w:t>
+              <w:t>Effective date</w:t>
             </w:r>
           </w:p>
         </w:tc>
         <w:tc>
           <w:tcPr>
-            <w:tcW w:type="dxa" w:w="4320"/>
+            <w:tcW w:type="dxa" w:w="5128"/>
           </w:tcPr>
           <w:p>
             <w:r>
-              <w:t>October 1, 2025 – September 30, 2026</w:t>
+              <w:t>Enter actual authorized date; do not backdate</w:t>
             </w:r>
           </w:p>
         </w:tc>
@@ -104,91 +102,37 @@
       <w:tr>
         <w:tc>
           <w:tcPr>
-            <w:tcW w:type="dxa" w:w="4320"/>
+            <w:tcW w:type="dxa" w:w="5128"/>
           </w:tcPr>
           <w:p>
             <w:r>
-              <w:rPr>
-                <w:b/>
-              </w:rPr>
-              <w:t>Last Review Date</w:t>
+              <w:t>Approved by</w:t>
             </w:r>
           </w:p>
         </w:tc>
         <w:tc>
           <w:tcPr>
-            <w:tcW w:type="dxa" w:w="4320"/>
+            <w:tcW w:type="dxa" w:w="5128"/>
           </w:tcPr>
           <w:p>
             <w:r>
-              <w:t>October 1, 2025</w:t>
-            </w:r>
-          </w:p>
-        </w:tc>
-      </w:tr>
-      <w:tr>
-        <w:tc>
-          <w:tcPr>
-            <w:tcW w:type="dxa" w:w="4320"/>
-          </w:tcPr>
-          <w:p>
-            <w:r>
-              <w:rPr>
-                <w:b/>
-              </w:rPr>
-              <w:t>Approved By</w:t>
-            </w:r>
-          </w:p>
-        </w:tc>
-        <w:tc>
-          <w:tcPr>
-            <w:tcW w:type="dxa" w:w="4320"/>
-          </w:tcPr>
-          <w:p>
-            <w:r>
-              <w:t>Chief Information Security Officer (CISO) &amp; Management</w:t>
-            </w:r>
-          </w:p>
-        </w:tc>
-      </w:tr>
-      <w:tr>
-        <w:tc>
-          <w:tcPr>
-            <w:tcW w:type="dxa" w:w="4320"/>
-          </w:tcPr>
-          <w:p>
-            <w:r>
-              <w:rPr>
-                <w:b/>
-              </w:rPr>
-              <w:t>Classification</w:t>
-            </w:r>
-          </w:p>
-        </w:tc>
-        <w:tc>
-          <w:tcPr>
-            <w:tcW w:type="dxa" w:w="4320"/>
-          </w:tcPr>
-          <w:p>
-            <w:r>
-              <w:t>Confidential - Internal &amp; Auditor Access Only</w:t>
+              <w:t>Authorized approver to complete</w:t>
             </w:r>
           </w:p>
         </w:tc>
       </w:tr>
     </w:tbl>
-    <w:p/>
     <w:p>
       <w:pPr>
         <w:pStyle w:val="Heading1"/>
       </w:pPr>
       <w:r>
-        <w:t>1. Purpose</w:t>
+        <w:t>1. Purpose and scope</w:t>
       </w:r>
     </w:p>
     <w:p>
       <w:r>
-        <w:t>This policy establishes the formal requirements, controls, and operating standards for rewards and recognition policy at Zediant Technologies Pvt. Ltd., aligned with AICPA SOC 2 Type 2 Trust Services Criteria.</w:t>
+        <w:t>Provide a fair and controlled framework for recognizing employee contributions. This policy does not promise any award, bonus, promotion, or benefit.</w:t>
       </w:r>
     </w:p>
     <w:p>
@@ -196,12 +140,12 @@
         <w:pStyle w:val="Heading1"/>
       </w:pPr>
       <w:r>
-        <w:t>2. Scope</w:t>
+        <w:t>2. Eligibility and criteria</w:t>
       </w:r>
     </w:p>
     <w:p>
       <w:r>
-        <w:t>This policy applies to all full-time employees, contractors, interns, vendors, infrastructure components, applications, and third-party systems operating within Zediant Technologies across the audit observation period.</w:t>
+        <w:t>Recognition criteria must be communicated before evaluation and relate to documented work outcomes, collaboration, customer service, innovation, or responsible security practices. Criteria must be job-related, consistently applied, and free from discrimination or retaliation.</w:t>
       </w:r>
     </w:p>
     <w:p>
@@ -209,65 +153,12 @@
         <w:pStyle w:val="Heading1"/>
       </w:pPr>
       <w:r>
-        <w:t>3. Policy Statements &amp; Operational Controls</w:t>
-      </w:r>
-    </w:p>
-    <w:p>
-      <w:pPr>
-        <w:pStyle w:val="Heading2"/>
-      </w:pPr>
-      <w:r>
-        <w:t>3.1 Purpose &amp; Framework</w:t>
+        <w:t>3. Nomination and decision</w:t>
       </w:r>
     </w:p>
     <w:p>
       <w:r>
-        <w:t>To recognize and reward outstanding employee contributions, innovation, client excellence, and rigorous commitment to security and operational excellence.</w:t>
-      </w:r>
-    </w:p>
-    <w:p>
-      <w:pPr>
-        <w:pStyle w:val="Heading2"/>
-      </w:pPr>
-      <w:r>
-        <w:t>3.2 Recognition Categories</w:t>
-      </w:r>
-    </w:p>
-    <w:p>
-      <w:r>
-        <w:t>• Spot Recognition (immediate peer/lead appreciation for exceptional milestones)</w:t>
-        <w:br/>
-        <w:t>• Quarterly Excellence Awards (Project delivery, technical innovation, customer satisfaction)</w:t>
-        <w:br/>
-        <w:t>• Annual Leadership &amp; Security Champion Awards (recognizing zero-incident leadership and proactive security culture)</w:t>
-        <w:br/>
-        <w:t>• Employee Referral Incentive Scheme.</w:t>
-      </w:r>
-    </w:p>
-    <w:p>
-      <w:pPr>
-        <w:pStyle w:val="Heading2"/>
-      </w:pPr>
-      <w:r>
-        <w:t>3.3 Evaluation Process</w:t>
-      </w:r>
-    </w:p>
-    <w:p>
-      <w:r>
-        <w:t>Nominations are reviewed objectively by Department Leads and HR based on transparent performance metrics, peer feedback, and appraisal records in Zoho People.</w:t>
-      </w:r>
-    </w:p>
-    <w:p>
-      <w:pPr>
-        <w:pStyle w:val="Heading2"/>
-      </w:pPr>
-      <w:r>
-        <w:t>3.4 Disbursement</w:t>
-      </w:r>
-    </w:p>
-    <w:p>
-      <w:r>
-        <w:t>Approved awards include financial bonuses, certificates of achievement, and priority nomination for technical certifications.</w:t>
+        <w:t>A manager or employee may submit a documented nomination through the channel designated by HR. HR checks eligibility and conflicts; the authorized manager approves any award within an approved budget. A nominator must not approve their own nomination or an award where a conflict exists.</w:t>
       </w:r>
     </w:p>
     <w:p>
@@ -275,16 +166,12 @@
         <w:pStyle w:val="Heading1"/>
       </w:pPr>
       <w:r>
-        <w:t>4. Roles and Responsibilities</w:t>
+        <w:t>4. Award and records</w:t>
       </w:r>
     </w:p>
     <w:p>
       <w:r>
-        <w:t>• CISO / Information Security Lead: Responsible for policy enforcement, periodic audit compliance, and incident review.</w:t>
-        <w:br/>
-        <w:t>• Department Leads / HR: Responsible for operational implementation, employee awareness, and disciplinary handling.</w:t>
-        <w:br/>
-        <w:t>• All Staff: Mandatory adherence to this policy with documented annual sign-off.</w:t>
+        <w:t>HR records the nomination, criteria applied, decision, approver, award, and date. Finance records any payment through approved payroll/accounting controls. Personal information in nomination records must be limited to what is necessary and access restricted.</w:t>
       </w:r>
     </w:p>
     <w:p>
@@ -292,12 +179,25 @@
         <w:pStyle w:val="Heading1"/>
       </w:pPr>
       <w:r>
-        <w:t>5. Annual Review &amp; Compliance Monitoring</w:t>
+        <w:t>5. Review</w:t>
       </w:r>
     </w:p>
     <w:p>
       <w:r>
-        <w:t>This policy is formally reviewed by executive leadership and the CISO at least annually, or upon significant architectural, operational, or legal changes. Violations are subject to disciplinary action up to and including termination of employment.</w:t>
+        <w:t>HR reviews the program periodically for consistent application and budget authorization. Management approves this policy and any award program, amounts, or eligibility rules before implementation.</w:t>
+      </w:r>
+    </w:p>
+    <w:p>
+      <w:pPr>
+        <w:pStyle w:val="Heading1"/>
+      </w:pPr>
+      <w:r>
+        <w:t>Document approval</w:t>
+      </w:r>
+    </w:p>
+    <w:p>
+      <w:r>
+        <w:t>Approval name, role, signature/record reference, and approval date must be completed by authorized personnel after substantive review. This draft is not evidence of approval or operation during the audit period.</w:t>
       </w:r>
     </w:p>
     <w:sectPr>
